--- a/FlyAway_Airlines_doc.docx
+++ b/FlyAway_Airlines_doc.docx
@@ -43,23 +43,39 @@
       </w:r>
       <w:r>
         <w:br/>
-        <w:t xml:space="preserve">    - **Développement d’une architecture microservices** : chaque fonctionnalité principale (gestion des utilisateurs, recherche de vols, réservations, paiements) est traitée par un microservice distinct.</w:t>
+        <w:t xml:space="preserve">    - Développement d’une architecture microservices : chaque fonctionnalité principale (gestion des utilisateurs, recherche de vols, réservations, paiements) est traitée par un microservice distinct.</w:t>
       </w:r>
       <w:r>
         <w:br/>
-        <w:t xml:space="preserve">    - **Optimisation des performances** : le système est conçu pour pouvoir supporter des milliers d’utilisateurs simultanés, avec une gestion des utilisateurs et des transactions rapide et fiable.</w:t>
+        <w:t xml:space="preserve">    - </w:t>
+      </w:r>
+      <w:proofErr w:type="spellStart"/>
+      <w:r>
+        <w:t>Optimisation</w:t>
+      </w:r>
+      <w:proofErr w:type="spellEnd"/>
+      <w:r>
+        <w:t xml:space="preserve"> des performances : le système est conçu pour pouvoir supporter des milliers d’utilisateurs simultanés, avec une gestion des utilisateurs et des transactions rapide et fiable.</w:t>
       </w:r>
       <w:r>
         <w:br/>
-        <w:t xml:space="preserve">    - **Sécurisation des données et des transactions** : avec l’utilisation de JWT (JSON Web Tokens) pour l’authentification et l’autorisation des utilisateurs, le système garantit que toutes les données sont traitées en toute sécurité.</w:t>
+        <w:t xml:space="preserve">    - </w:t>
+      </w:r>
+      <w:proofErr w:type="spellStart"/>
+      <w:r>
+        <w:t>Sécurisation</w:t>
+      </w:r>
+      <w:proofErr w:type="spellEnd"/>
+      <w:r>
+        <w:t xml:space="preserve"> des données et des transactions : avec l’utilisation de JWT (JSON Web Tokens) pour l’authentification et l’autorisation des utilisateurs, le système garantit que toutes les données sont traitées en toute sécurité.</w:t>
       </w:r>
       <w:r>
         <w:br/>
-        <w:t xml:space="preserve">    - **Développement mobile-friendly** : l’application a été optimisée pour être utilisée aussi bien sur des ordinateurs de bureau que sur des appareils mobiles, afin de garantir une expérience utilisateur fluide.</w:t>
+        <w:t xml:space="preserve">    - Développement mobile-friendly : l’application a été optimisée pour être utilisée aussi bien sur des ordinateurs de bureau que sur des appareils mobiles, afin de garantir une expérience utilisateur fluide.</w:t>
       </w:r>
       <w:r>
         <w:br/>
-        <w:t xml:space="preserve">    - **Tests complets et validation** : des tests d’intégration et unitaires ont été réalisés pour garantir le bon fonctionnement de l’application dans son ensemble.</w:t>
+        <w:t xml:space="preserve">    - Tests complets et validation : des tests d’intégration et unitaires ont été réalisés pour garantir le bon fonctionnement de l’application dans son ensemble.</w:t>
       </w:r>
       <w:r>
         <w:br/>
@@ -85,7 +101,17 @@
       </w:r>
       <w:r>
         <w:br/>
-        <w:t xml:space="preserve">    - **Spring Boot** : Spring Boot est une plateforme qui facilite le développement d'applications Java modernes en simplifiant la configuration et le déploiement. Sa capacité à créer des applications autonomes et faciles à déployer a été déterminante dans notre choix.</w:t>
+        <w:t xml:space="preserve">    </w:t>
+      </w:r>
+      <w:r>
+        <w:rPr>
+          <w:b/>
+          <w:bCs/>
+        </w:rPr>
+        <w:t>- Spring Boot</w:t>
+      </w:r>
+      <w:r>
+        <w:t xml:space="preserve"> : Spring Boot est une plateforme qui facilite le développement d'applications Java modernes en simplifiant la configuration et le déploiement. Sa capacité à créer des applications autonomes et faciles à déployer a été déterminante dans notre choix.</w:t>
       </w:r>
       <w:r>
         <w:br/>
@@ -93,7 +119,25 @@
       </w:r>
       <w:r>
         <w:br/>
-        <w:t xml:space="preserve">    - **Spring Security et JWT (JSON Web Tokens)** : Spring Security est utilisé pour la gestion de la sécurité de l’application, permettant une gestion fine des droits d’accès et une protection des données sensibles. JWT a été intégré pour assurer l’authentification et l’autorisation des utilisateurs de manière stateless.</w:t>
+        <w:t xml:space="preserve">    - </w:t>
+      </w:r>
+      <w:r>
+        <w:rPr>
+          <w:b/>
+          <w:bCs/>
+        </w:rPr>
+        <w:t>Spring Security et JWT</w:t>
+      </w:r>
+      <w:r>
+        <w:t xml:space="preserve"> (JSON Web Tokens): Spring Security </w:t>
+      </w:r>
+      <w:proofErr w:type="spellStart"/>
+      <w:r>
+        <w:t>est</w:t>
+      </w:r>
+      <w:proofErr w:type="spellEnd"/>
+      <w:r>
+        <w:t xml:space="preserve"> utilisé pour la gestion de la sécurité de l’application, permettant une gestion fine des droits d’accès et une protection des données sensibles. JWT a été intégré pour assurer l’authentification et l’autorisation des utilisateurs de manière stateless.</w:t>
       </w:r>
       <w:r>
         <w:br/>
@@ -101,7 +145,17 @@
       </w:r>
       <w:r>
         <w:br/>
-        <w:t xml:space="preserve">    - **PostgreSQL** : PostgreSQL est une base de données relationnelle robuste, scalable, et compatible avec la gestion des transactions complexes. Elle a été choisie pour sa stabilité et sa performance à grande échelle.</w:t>
+        <w:t xml:space="preserve">    - </w:t>
+      </w:r>
+      <w:r>
+        <w:rPr>
+          <w:b/>
+          <w:bCs/>
+        </w:rPr>
+        <w:t>PostgreSQL</w:t>
+      </w:r>
+      <w:r>
+        <w:t xml:space="preserve"> : PostgreSQL est une base de données relationnelle robuste, scalable, et compatible avec la gestion des transactions complexes. Elle a été choisie pour sa stabilité et sa performance à grande échelle.</w:t>
       </w:r>
       <w:r>
         <w:br/>
@@ -109,7 +163,17 @@
       </w:r>
       <w:r>
         <w:br/>
-        <w:t xml:space="preserve">    - **Angular** : Angular a été choisi pour le développement du frontend de l’application. Son architecture modulaire et son intégration avec les APIs REST ont facilité la création de l’interface utilisateur dynamique.</w:t>
+        <w:t xml:space="preserve">    </w:t>
+      </w:r>
+      <w:r>
+        <w:rPr>
+          <w:b/>
+          <w:bCs/>
+        </w:rPr>
+        <w:t>- Angular</w:t>
+      </w:r>
+      <w:r>
+        <w:t xml:space="preserve"> : Angular a été choisi pour le développement du frontend de l’application. Son architecture modulaire et son intégration avec les APIs REST ont facilité la création de l’interface utilisateur dynamique.</w:t>
       </w:r>
       <w:r>
         <w:br/>
@@ -117,7 +181,17 @@
       </w:r>
       <w:r>
         <w:br/>
-        <w:t xml:space="preserve">    - **Docker** : Docker a été utilisé pour la containerisation de l’application, permettant ainsi de déployer facilement l’application dans divers environnements. Cela assure également une gestion de l’environnement de production qui est plus simple et cohérente.</w:t>
+        <w:t xml:space="preserve">    </w:t>
+      </w:r>
+      <w:r>
+        <w:rPr>
+          <w:b/>
+          <w:bCs/>
+        </w:rPr>
+        <w:t>- Docker</w:t>
+      </w:r>
+      <w:r>
+        <w:t xml:space="preserve"> : Docker a été utilisé pour la containerisation de l’application, permettant ainsi de déployer facilement l’application dans divers environnements. Cela assure également une gestion de l’environnement de production qui est plus simple et cohérente.</w:t>
       </w:r>
       <w:r>
         <w:br/>
@@ -125,7 +199,25 @@
       </w:r>
       <w:r>
         <w:br/>
-        <w:t xml:space="preserve">    - **Postman** : Utilisé pour tester les APIs REST de manière manuelle. Postman nous a permis de simuler des requêtes HTTP et de valider les réponses du backend pendant le </w:t>
+        <w:t xml:space="preserve">    - </w:t>
+      </w:r>
+      <w:r>
+        <w:rPr>
+          <w:b/>
+          <w:bCs/>
+        </w:rPr>
+        <w:t>Postman</w:t>
+      </w:r>
+      <w:r>
+        <w:t xml:space="preserve"> : </w:t>
+      </w:r>
+      <w:proofErr w:type="spellStart"/>
+      <w:r>
+        <w:t>Utilisé</w:t>
+      </w:r>
+      <w:proofErr w:type="spellEnd"/>
+      <w:r>
+        <w:t xml:space="preserve"> pour tester les APIs REST de manière manuelle. Postman nous a permis de simuler des requêtes HTTP et de valider les réponses du backend pendant le </w:t>
       </w:r>
       <w:proofErr w:type="spellStart"/>
       <w:r>
@@ -234,6 +326,7 @@
         <w:rPr>
           <w:b/>
           <w:bCs/>
+          <w:noProof/>
         </w:rPr>
         <w:drawing>
           <wp:inline distT="0" distB="0" distL="0" distR="0" wp14:anchorId="7DA44752" wp14:editId="5C1E5DCB">
@@ -1202,19 +1295,59 @@
       </w:r>
       <w:r>
         <w:br/>
-        <w:t xml:space="preserve">    - **API Gateway** : Toutes les requêtes des utilisateurs passent par un API Gateway qui les redirige vers les microservices appropriés. Cela permet de centraliser la gestion des requêtes, de limiter la charge sur chaque microservice, et de faciliter la gestion des accès.</w:t>
+        <w:t xml:space="preserve">    - </w:t>
+      </w:r>
+      <w:r>
+        <w:rPr>
+          <w:b/>
+          <w:bCs/>
+        </w:rPr>
+        <w:t>API Gateway</w:t>
+      </w:r>
+      <w:r>
+        <w:t>: Toutes les requêtes des utilisateurs passent par un API Gateway qui les redirige vers les microservices appropriés. Cela permet de centraliser la gestion des requêtes, de limiter la charge sur chaque microservice, et de faciliter la gestion des accès.</w:t>
       </w:r>
       <w:r>
         <w:br/>
-        <w:t xml:space="preserve">    - **Microservices** : Chaque fonctionnalité de l’application (comme la gestion des utilisateurs, la recherche de vols, les réservations, etc.) est traitée par un microservice distinct, ce qui permet de mieux répartir la charge et d’améliorer la maintenabilité du système.</w:t>
+        <w:t xml:space="preserve">    - </w:t>
+      </w:r>
+      <w:r>
+        <w:rPr>
+          <w:b/>
+          <w:bCs/>
+        </w:rPr>
+        <w:t>Microservices</w:t>
+      </w:r>
+      <w:r>
+        <w:t xml:space="preserve"> : Chaque fonctionnalité de l’application (comme la gestion des utilisateurs, la recherche de vols, les réservations, etc.) est traitée par un microservice distinct, ce qui permet de mieux répartir la charge et d’améliorer la maintenabilité du système.</w:t>
       </w:r>
       <w:r>
         <w:br/>
-        <w:t xml:space="preserve">    - **Base de données PostgreSQL** : Utilisée pour stocker toutes les informations relatives aux utilisateurs, aux réservations, aux paiements, etc. La base de données est accessible à tous les microservices via des API REST sécurisées.</w:t>
+        <w:t xml:space="preserve">    - </w:t>
+      </w:r>
+      <w:r>
+        <w:rPr>
+          <w:b/>
+          <w:bCs/>
+        </w:rPr>
+        <w:t>Base de données PostgreSQL</w:t>
+      </w:r>
+      <w:r>
+        <w:t xml:space="preserve"> : Utilisée pour stocker toutes les informations relatives aux utilisateurs, aux réservations, aux paiements, etc. La base de données est accessible à tous les microservices via des API REST sécurisées.</w:t>
       </w:r>
       <w:r>
         <w:br/>
-        <w:t xml:space="preserve">    - **Cloud** : Le système est conçu pour être déployé dans le cloud, ce qui permet une gestion flexible et évolutive des ressources.</w:t>
+        <w:t xml:space="preserve">    </w:t>
+      </w:r>
+      <w:r>
+        <w:rPr>
+          <w:b/>
+          <w:bCs/>
+        </w:rPr>
+        <w:t>- Cloud</w:t>
+      </w:r>
+      <w:r>
+        <w:t>: Le système est conçu pour être déployé dans le cloud, ce qui permet une gestion flexible et évolutive des ressources.</w:t>
       </w:r>
       <w:r>
         <w:br/>
@@ -1272,19 +1405,59 @@
       </w:r>
       <w:r>
         <w:br/>
-        <w:t xml:space="preserve">    - **Cloud** : L'application est hébergée dans le cloud pour permettre une scalabilité facile.</w:t>
+        <w:t xml:space="preserve">    - **</w:t>
+      </w:r>
+      <w:r>
+        <w:rPr>
+          <w:b/>
+          <w:bCs/>
+        </w:rPr>
+        <w:t>Cloud</w:t>
+      </w:r>
+      <w:r>
+        <w:t>** : L'application est hébergée dans le cloud pour permettre une scalabilité facile.</w:t>
       </w:r>
       <w:r>
         <w:br/>
-        <w:t xml:space="preserve">    - **API Gateway** : Le système utilise une API Gateway pour diriger les requêtes vers les microservices appropriés.</w:t>
+        <w:t xml:space="preserve">    - **</w:t>
+      </w:r>
+      <w:r>
+        <w:rPr>
+          <w:b/>
+          <w:bCs/>
+        </w:rPr>
+        <w:t>API Gateway</w:t>
+      </w:r>
+      <w:r>
+        <w:t>** : Le système utilise une API Gateway pour diriger les requêtes vers les microservices appropriés.</w:t>
       </w:r>
       <w:r>
         <w:br/>
-        <w:t xml:space="preserve">    - **Microservices** : Chaque microservice gère une fonctionnalité spécifique, comme la gestion des utilisateurs, la recherche de vols, et la réservation de vols.</w:t>
+        <w:t xml:space="preserve">    - **</w:t>
+      </w:r>
+      <w:r>
+        <w:rPr>
+          <w:b/>
+          <w:bCs/>
+        </w:rPr>
+        <w:t>Microservices</w:t>
+      </w:r>
+      <w:r>
+        <w:t>** : Chaque microservice gère une fonctionnalité spécifique, comme la gestion des utilisateurs, la recherche de vols, et la réservation de vols.</w:t>
       </w:r>
       <w:r>
         <w:br/>
-        <w:t xml:space="preserve">    - **Base de données** : Une base de données PostgreSQL est utilisée pour stocker les informations des utilisateurs, des réservations, et des paiements.</w:t>
+        <w:t xml:space="preserve">    - **</w:t>
+      </w:r>
+      <w:r>
+        <w:rPr>
+          <w:b/>
+          <w:bCs/>
+        </w:rPr>
+        <w:t>Base de données</w:t>
+      </w:r>
+      <w:r>
+        <w:t>** : Une base de données PostgreSQL est utilisée pour stocker les informations des utilisateurs, des réservations, et des paiements.</w:t>
       </w:r>
       <w:r>
         <w:br/>
@@ -1747,15 +1920,96 @@
       </w:r>
       <w:r>
         <w:br/>
-        <w:t xml:space="preserve">    - **Tests unitaires** : Ciblent la logique métier dans les services backend.</w:t>
+        <w:t xml:space="preserve">    - </w:t>
+      </w:r>
+      <w:r>
+        <w:rPr>
+          <w:b/>
+          <w:bCs/>
+        </w:rPr>
+        <w:t xml:space="preserve">Tests </w:t>
+      </w:r>
+      <w:proofErr w:type="spellStart"/>
+      <w:r>
+        <w:rPr>
+          <w:b/>
+          <w:bCs/>
+        </w:rPr>
+        <w:t>unitaires</w:t>
+      </w:r>
+      <w:proofErr w:type="spellEnd"/>
+      <w:r>
+        <w:t xml:space="preserve">: </w:t>
+      </w:r>
+      <w:proofErr w:type="spellStart"/>
+      <w:r>
+        <w:t>Ciblent</w:t>
+      </w:r>
+      <w:proofErr w:type="spellEnd"/>
+      <w:r>
+        <w:t xml:space="preserve"> la logique métier dans les services backend.</w:t>
       </w:r>
       <w:r>
         <w:br/>
-        <w:t xml:space="preserve">    - **Tests d'intégration** : Vérifient l'intégration correcte des différentes API exposées et de la base de données.</w:t>
+        <w:t xml:space="preserve">    - </w:t>
+      </w:r>
+      <w:r>
+        <w:rPr>
+          <w:b/>
+          <w:bCs/>
+        </w:rPr>
+        <w:t xml:space="preserve">Tests </w:t>
+      </w:r>
+      <w:proofErr w:type="spellStart"/>
+      <w:r>
+        <w:rPr>
+          <w:b/>
+          <w:bCs/>
+        </w:rPr>
+        <w:t>d'intégration</w:t>
+      </w:r>
+      <w:proofErr w:type="spellEnd"/>
+      <w:r>
+        <w:t xml:space="preserve"> : </w:t>
+      </w:r>
+      <w:proofErr w:type="spellStart"/>
+      <w:r>
+        <w:t>Vérifient</w:t>
+      </w:r>
+      <w:proofErr w:type="spellEnd"/>
+      <w:r>
+        <w:t xml:space="preserve"> </w:t>
+      </w:r>
+      <w:proofErr w:type="spellStart"/>
+      <w:r>
+        <w:t>l'intégration</w:t>
+      </w:r>
+      <w:proofErr w:type="spellEnd"/>
+      <w:r>
+        <w:t xml:space="preserve"> correcte des différentes API exposées et de la base de données.</w:t>
       </w:r>
       <w:r>
         <w:br/>
-        <w:t xml:space="preserve">    - **Tests manuels** avec Postman pour tester la communication avec </w:t>
+        <w:t xml:space="preserve">    - </w:t>
+      </w:r>
+      <w:r>
+        <w:rPr>
+          <w:b/>
+          <w:bCs/>
+        </w:rPr>
+        <w:t xml:space="preserve">Tests </w:t>
+      </w:r>
+      <w:proofErr w:type="spellStart"/>
+      <w:r>
+        <w:rPr>
+          <w:b/>
+          <w:bCs/>
+        </w:rPr>
+        <w:t>manuels</w:t>
+      </w:r>
+      <w:proofErr w:type="spellEnd"/>
+      <w:r>
+        <w:t xml:space="preserve"> avec Postman pour tester la communication avec </w:t>
       </w:r>
       <w:proofErr w:type="spellStart"/>
       <w:r>
@@ -1793,11 +2047,15 @@
       </w:r>
       <w:r>
         <w:br/>
-        <w:t xml:space="preserve">    - **Cloner le projet** :</w:t>
-      </w:r>
-      <w:r>
-        <w:br/>
-        <w:t xml:space="preserve">      ```bash</w:t>
+        <w:t xml:space="preserve">    - **Cloner le </w:t>
+      </w:r>
+      <w:proofErr w:type="spellStart"/>
+      <w:r>
+        <w:t>projet</w:t>
+      </w:r>
+      <w:proofErr w:type="spellEnd"/>
+      <w:r>
+        <w:t>**</w:t>
       </w:r>
       <w:r>
         <w:br/>
@@ -1809,15 +2067,7 @@
       </w:r>
       <w:r>
         <w:br/>
-        <w:t xml:space="preserve">      ```</w:t>
-      </w:r>
-      <w:r>
-        <w:br/>
         <w:t xml:space="preserve">    - **Construire et exécuter le projet avec Maven** :</w:t>
-      </w:r>
-      <w:r>
-        <w:br/>
-        <w:t xml:space="preserve">      ```bash</w:t>
       </w:r>
       <w:r>
         <w:br/>
@@ -1825,39 +2075,28 @@
       </w:r>
       <w:r>
         <w:br/>
-        <w:t xml:space="preserve">      mvn spring-boot:run</w:t>
-      </w:r>
-      <w:r>
-        <w:br/>
-        <w:t xml:space="preserve">      ```</w:t>
-      </w:r>
+        <w:t xml:space="preserve">      mvn </w:t>
+      </w:r>
+      <w:proofErr w:type="spellStart"/>
+      <w:r>
+        <w:t>spring-boot:run</w:t>
+      </w:r>
+      <w:proofErr w:type="spellEnd"/>
       <w:r>
         <w:br/>
         <w:t xml:space="preserve">    - **Utiliser Docker pour le déploiement** :</w:t>
       </w:r>
       <w:r>
         <w:br/>
-        <w:t xml:space="preserve">      ```bash</w:t>
+        <w:t xml:space="preserve">      docker build -t flyaway-airlines .  # Créer l'image Docker</w:t>
       </w:r>
       <w:r>
         <w:br/>
-        <w:t xml:space="preserve">      docker build -t flyaway-airlines .  # Créer l'image Docker</w:t>
+        <w:t xml:space="preserve">      docker run -p 8080:8080 flyaway-airlines </w:t>
       </w:r>
       <w:r>
         <w:br/>
-      </w:r>
-      <w:r>
-        <w:lastRenderedPageBreak/>
-        <w:t xml:space="preserve">      docker run -p 8080:8080 flyaway-airlines  # Lancer </w:t>
-      </w:r>
-      <w:proofErr w:type="spellStart"/>
-      <w:r>
-        <w:t>l'application</w:t>
-      </w:r>
-      <w:proofErr w:type="spellEnd"/>
-      <w:r>
-        <w:br/>
-        <w:t xml:space="preserve">      ```</w:t>
+        <w:t xml:space="preserve">      </w:t>
       </w:r>
       <w:r>
         <w:br/>
@@ -1879,6 +2118,7 @@
     </w:p>
     <w:p>
       <w:r>
+        <w:lastRenderedPageBreak/>
         <w:br/>
         <w:t xml:space="preserve">    Le </w:t>
       </w:r>
@@ -3543,6 +3783,7 @@
   <w:style w:type="character" w:default="1" w:styleId="Policepardfaut">
     <w:name w:val="Default Paragraph Font"/>
     <w:uiPriority w:val="1"/>
+    <w:semiHidden/>
     <w:unhideWhenUsed/>
   </w:style>
   <w:style w:type="table" w:default="1" w:styleId="TableauNormal">
